--- a/zht/docx/052.content.docx
+++ b/zht/docx/052.content.docx
@@ -402,18 +402,12 @@
           <w:lang w:val="zh_TW" w:bidi="zh_TW"/>
         </w:rPr>
       </w:r>
-      <w:hyperlink r:id="rId13">
-        <w:r>
-          <w:rPr>
-            <w:lang w:val="zh_TW" w:bidi="zh_TW"/>
-          </w:rPr>
-          <w:rPr>
-            <w:color w:val="0000EE"/>
-            <w:u w:val="single"/>
-          </w:rPr>
-          <w:t>列王紀上6:37–38</w:t>
-        </w:r>
-      </w:hyperlink>
+      <w:r>
+        <w:rPr>
+          <w:lang w:val="zh_TW" w:bidi="zh_TW"/>
+        </w:rPr>
+        <w:t>列王紀上6:37–38</w:t>
+      </w:r>
     </w:p>
     <w:p>
       <w:pPr>
@@ -426,18 +420,12 @@
           <w:lang w:val="zh_TW" w:bidi="zh_TW"/>
         </w:rPr>
       </w:r>
-      <w:hyperlink r:id="rId14">
-        <w:r>
-          <w:rPr>
-            <w:lang w:val="zh_TW" w:bidi="zh_TW"/>
-          </w:rPr>
-          <w:rPr>
-            <w:color w:val="0000EE"/>
-            <w:u w:val="single"/>
-          </w:rPr>
-          <w:t>歷代志下3:1–3</w:t>
-        </w:r>
-      </w:hyperlink>
+      <w:r>
+        <w:rPr>
+          <w:lang w:val="zh_TW" w:bidi="zh_TW"/>
+        </w:rPr>
+        <w:t>歷代志下3:1–3</w:t>
+      </w:r>
     </w:p>
     <w:p>
       <w:pPr>
@@ -450,18 +438,12 @@
           <w:lang w:val="zh_TW" w:bidi="zh_TW"/>
         </w:rPr>
       </w:r>
-      <w:hyperlink r:id="rId15">
-        <w:r>
-          <w:rPr>
-            <w:lang w:val="zh_TW" w:bidi="zh_TW"/>
-          </w:rPr>
-          <w:rPr>
-            <w:color w:val="0000EE"/>
-            <w:u w:val="single"/>
-          </w:rPr>
-          <w:t>以西結書13:13–14</w:t>
-        </w:r>
-      </w:hyperlink>
+      <w:r>
+        <w:rPr>
+          <w:lang w:val="zh_TW" w:bidi="zh_TW"/>
+        </w:rPr>
+        <w:t>以西結書13:13–14</w:t>
+      </w:r>
     </w:p>
     <w:p>
       <w:pPr>
@@ -474,18 +456,12 @@
           <w:lang w:val="zh_TW" w:bidi="zh_TW"/>
         </w:rPr>
       </w:r>
-      <w:hyperlink r:id="rId16">
-        <w:r>
-          <w:rPr>
-            <w:lang w:val="zh_TW" w:bidi="zh_TW"/>
-          </w:rPr>
-          <w:rPr>
-            <w:color w:val="0000EE"/>
-            <w:u w:val="single"/>
-          </w:rPr>
-          <w:t>路加福音14:29</w:t>
-        </w:r>
-      </w:hyperlink>
+      <w:r>
+        <w:rPr>
+          <w:lang w:val="zh_TW" w:bidi="zh_TW"/>
+        </w:rPr>
+        <w:t>路加福音14:29</w:t>
+      </w:r>
     </w:p>
     <w:p>
       <w:pPr>
@@ -498,18 +474,12 @@
           <w:lang w:val="zh_TW" w:bidi="zh_TW"/>
         </w:rPr>
       </w:r>
-      <w:hyperlink r:id="rId17">
-        <w:r>
-          <w:rPr>
-            <w:lang w:val="zh_TW" w:bidi="zh_TW"/>
-          </w:rPr>
-          <w:rPr>
-            <w:color w:val="0000EE"/>
-            <w:u w:val="single"/>
-          </w:rPr>
-          <w:t>馬太福音13:35</w:t>
-        </w:r>
-      </w:hyperlink>
+      <w:r>
+        <w:rPr>
+          <w:lang w:val="zh_TW" w:bidi="zh_TW"/>
+        </w:rPr>
+        <w:t>馬太福音13:35</w:t>
+      </w:r>
     </w:p>
     <w:p>
       <w:pPr>
@@ -522,18 +492,12 @@
           <w:lang w:val="zh_TW" w:bidi="zh_TW"/>
         </w:rPr>
       </w:r>
-      <w:hyperlink r:id="rId18">
-        <w:r>
-          <w:rPr>
-            <w:lang w:val="zh_TW" w:bidi="zh_TW"/>
-          </w:rPr>
-          <w:rPr>
-            <w:color w:val="0000EE"/>
-            <w:u w:val="single"/>
-          </w:rPr>
-          <w:t>馬太福音25:34</w:t>
-        </w:r>
-      </w:hyperlink>
+      <w:r>
+        <w:rPr>
+          <w:lang w:val="zh_TW" w:bidi="zh_TW"/>
+        </w:rPr>
+        <w:t>馬太福音25:34</w:t>
+      </w:r>
     </w:p>
     <w:p>
       <w:pPr>

--- a/zht/docx/052.content.docx
+++ b/zht/docx/052.content.docx
@@ -365,19 +365,7 @@
         <w:rPr>
           <w:lang w:val="zh_TW" w:bidi="zh_TW"/>
         </w:rPr>
-        <w:t>，</w:t>
-      </w:r>
-      <w:r>
-        <w:rPr>
-          <w:lang w:val="zh_TW" w:bidi="zh_TW"/>
-        </w:rPr>
-        <w:t>創造</w:t>
-      </w:r>
-      <w:r>
-        <w:rPr>
-          <w:lang w:val="zh_TW" w:bidi="zh_TW"/>
-        </w:rPr>
-        <w:t>）</w:t>
+        <w:t>，創造）</w:t>
       </w:r>
     </w:p>
     <w:p>
